--- a/COMP 3000/Project Docs/Main doc v2.docx
+++ b/COMP 3000/Project Docs/Main doc v2.docx
@@ -18,7 +18,7 @@
         <w:t xml:space="preserve">Project </w:t>
       </w:r>
       <w:r>
-        <w:t>Design</w:t>
+        <w:t>Outline</w:t>
       </w:r>
     </w:p>
     <w:p>
@@ -26,10 +26,7 @@
         <w:pStyle w:val="Heading3"/>
       </w:pPr>
       <w:r>
-        <w:t>Version</w:t>
-      </w:r>
-      <w:r>
-        <w:t xml:space="preserve"> 2</w:t>
+        <w:t>Idea</w:t>
       </w:r>
     </w:p>
     <w:p>
@@ -37,22 +34,10 @@
         <w:pStyle w:val="Heading4"/>
       </w:pPr>
       <w:r>
-        <w:t>Name</w:t>
-      </w:r>
-    </w:p>
-    <w:p>
-      <w:pPr>
-        <w:rPr>
-          <w:b/>
-          <w:bCs/>
-        </w:rPr>
-      </w:pPr>
-      <w:r>
-        <w:rPr>
-          <w:b/>
-          <w:bCs/>
-        </w:rPr>
-        <w:t>Phish – Hussaria</w:t>
+        <w:t xml:space="preserve">Phish – </w:t>
+      </w:r>
+      <w:r>
+        <w:t>Hussar</w:t>
       </w:r>
     </w:p>
     <w:p>
@@ -72,6 +57,32 @@
       <w:r>
         <w:t>A pastel coloured designed very mellow colours that blend in on the screen and does not stand out.</w:t>
       </w:r>
+      <w:r>
+        <w:t xml:space="preserve"> Easy to view and take up little space on the screen.</w:t>
+      </w:r>
+      <w:r>
+        <w:t xml:space="preserve"> Provide users with </w:t>
+      </w:r>
+      <w:proofErr w:type="gramStart"/>
+      <w:r>
+        <w:t>a</w:t>
+      </w:r>
+      <w:proofErr w:type="gramEnd"/>
+      <w:r>
+        <w:t xml:space="preserve"> easy to follow design that conforms to stand</w:t>
+      </w:r>
+      <w:r>
+        <w:t>a</w:t>
+      </w:r>
+      <w:r>
+        <w:t>r</w:t>
+      </w:r>
+      <w:r>
+        <w:t>d</w:t>
+      </w:r>
+      <w:r>
+        <w:t xml:space="preserve"> UX practices. Ensuring the design is appropriate to the target market.</w:t>
+      </w:r>
     </w:p>
     <w:p>
       <w:pPr>
@@ -91,7 +102,43 @@
     </w:p>
     <w:p>
       <w:r>
-        <w:t>The project is to be aimed at the elderly and young people. People that are tech-illiterate and as a result need assistant. However, anyone should benefit.</w:t>
+        <w:t xml:space="preserve">The project is to be aimed at the elderly and young people. People that are tech-illiterate and </w:t>
+      </w:r>
+      <w:r>
+        <w:t>online conscious people. People that especially need</w:t>
+      </w:r>
+      <w:r>
+        <w:t xml:space="preserve"> assistan</w:t>
+      </w:r>
+      <w:r>
+        <w:t>ce with managing their online safety and have difficulty in identifying threats</w:t>
+      </w:r>
+      <w:r>
+        <w:t>.</w:t>
+      </w:r>
+      <w:r>
+        <w:t xml:space="preserve"> Additionally</w:t>
+      </w:r>
+      <w:r>
+        <w:t>, anyone should benefit</w:t>
+      </w:r>
+      <w:r>
+        <w:t xml:space="preserve"> from this software as it’s </w:t>
+      </w:r>
+      <w:r>
+        <w:t>an</w:t>
+      </w:r>
+      <w:r>
+        <w:t xml:space="preserve"> </w:t>
+      </w:r>
+      <w:r>
+        <w:t>additional</w:t>
+      </w:r>
+      <w:r>
+        <w:t xml:space="preserve"> layer of defence to </w:t>
+      </w:r>
+      <w:r>
+        <w:t>the user’s arsenal.</w:t>
       </w:r>
     </w:p>
     <w:p>
@@ -110,7 +157,13 @@
         <w:t>[1</w:t>
       </w:r>
       <w:r>
-        <w:t xml:space="preserve"> in 2025 they effect 93% of business that were surveyed and 95% of charities that have been targets of a phishing attack. </w:t>
+        <w:t xml:space="preserve"> in 2025 they </w:t>
+      </w:r>
+      <w:r>
+        <w:t>affect</w:t>
+      </w:r>
+      <w:r>
+        <w:t xml:space="preserve"> 93% of business that were surveyed and 95% of charities that have been targets of a phishing attack. </w:t>
       </w:r>
     </w:p>
     <w:p>
@@ -123,11 +176,66 @@
     </w:p>
     <w:p>
       <w:r>
-        <w:t xml:space="preserve">The project is to scan a screen and possibly screens HTML elements of a website and identifies the suspicious links and notifies the user. </w:t>
+        <w:t xml:space="preserve">The project is to scan </w:t>
+      </w:r>
+      <w:proofErr w:type="gramStart"/>
+      <w:r>
+        <w:t>a</w:t>
+      </w:r>
+      <w:proofErr w:type="gramEnd"/>
+      <w:r>
+        <w:t xml:space="preserve"> </w:t>
+      </w:r>
+      <w:r>
+        <w:t xml:space="preserve">email DOM element </w:t>
+      </w:r>
+      <w:r>
+        <w:t xml:space="preserve">of </w:t>
+      </w:r>
+      <w:r>
+        <w:t>the</w:t>
+      </w:r>
+      <w:r>
+        <w:t xml:space="preserve"> </w:t>
+      </w:r>
+      <w:r>
+        <w:t xml:space="preserve">email </w:t>
+      </w:r>
+      <w:r>
+        <w:t>website and identifies the suspicious links and</w:t>
+      </w:r>
+      <w:r>
+        <w:t xml:space="preserve"> </w:t>
+      </w:r>
+      <w:r>
+        <w:t>modify HTML and CSS elements</w:t>
+      </w:r>
+      <w:r>
+        <w:t xml:space="preserve"> </w:t>
+      </w:r>
+      <w:r>
+        <w:t>to notify</w:t>
+      </w:r>
+      <w:r>
+        <w:t xml:space="preserve"> the user</w:t>
+      </w:r>
+      <w:r>
+        <w:t xml:space="preserve"> of the issues that may be present</w:t>
+      </w:r>
+      <w:r>
+        <w:t xml:space="preserve">. </w:t>
       </w:r>
       <w:r>
         <w:br/>
-        <w:t>I would like to also have the app to use a Language Model to analyse the email for possible Scam messages. A few flags:</w:t>
+      </w:r>
+      <w:r>
+        <w:t>I will be implementing a risk score for the language used by using a few databases to review the language and actions that are present in normal vs scam emails.</w:t>
+      </w:r>
+      <w:r>
+        <w:br/>
+      </w:r>
+      <w:r>
+        <w:t xml:space="preserve"> A few flags:</w:t>
       </w:r>
     </w:p>
     <w:p>
@@ -142,6 +250,9 @@
       <w:r>
         <w:t>Generic and non-direct greetings like Ma’am, Sir, Mr</w:t>
       </w:r>
+      <w:r>
+        <w:t>, customer</w:t>
+      </w:r>
     </w:p>
     <w:p>
       <w:pPr>
@@ -166,7 +277,20 @@
         <w:spacing w:line="300" w:lineRule="auto"/>
       </w:pPr>
       <w:r>
-        <w:t>Sender’s address does not match the body or domain.</w:t>
+        <w:t xml:space="preserve">Asking about financial status </w:t>
+      </w:r>
+    </w:p>
+    <w:p>
+      <w:pPr>
+        <w:pStyle w:val="ListParagraph"/>
+        <w:numPr>
+          <w:ilvl w:val="0"/>
+          <w:numId w:val="1"/>
+        </w:numPr>
+        <w:spacing w:line="300" w:lineRule="auto"/>
+      </w:pPr>
+      <w:r>
+        <w:t>Giving away free items or money</w:t>
       </w:r>
     </w:p>
     <w:p>
@@ -181,6 +305,9 @@
       <w:r>
         <w:t>The reason for this approach Is this that I want to create a software that act like a trusted and tech literate grandson scanning a grandparent’s device for the same reason. I want software that also teaches the user of possible dangers and make them self-reliant.</w:t>
       </w:r>
+      <w:r>
+        <w:t xml:space="preserve"> I want this software to be easily usable and allow users from different backgrounds and abilities be able to use it</w:t>
+      </w:r>
     </w:p>
     <w:p>
       <w:pPr>
@@ -192,7 +319,52 @@
     </w:p>
     <w:p>
       <w:r>
-        <w:t>I will be creating google extension that will begin by working on Gmail but with a modular structure will be able to work with other mailing providers or even standalone. I will scan an email for links and words and produce a risk score of the emails and warn the user why that score is produced. It will not only protect them but also educate them by continuously providing reasons for the warnings.</w:t>
+        <w:t xml:space="preserve">I will be creating </w:t>
+      </w:r>
+      <w:r>
+        <w:t xml:space="preserve">browser </w:t>
+      </w:r>
+      <w:r>
+        <w:t>extension that will begin by working on Gmail but with a modular structure will be able to work with other mailing providers or even standalone</w:t>
+      </w:r>
+      <w:r>
+        <w:t xml:space="preserve"> in the future</w:t>
+      </w:r>
+      <w:r>
+        <w:t xml:space="preserve">. I will </w:t>
+      </w:r>
+      <w:r>
+        <w:lastRenderedPageBreak/>
+        <w:t xml:space="preserve">scan an email for links and words and produce a risk score of the emails and warn the user why that score is produced. </w:t>
+      </w:r>
+    </w:p>
+    <w:p>
+      <w:pPr>
+        <w:pStyle w:val="Heading5"/>
+      </w:pPr>
+    </w:p>
+    <w:p>
+      <w:pPr>
+        <w:pStyle w:val="Heading2"/>
+      </w:pPr>
+      <w:r>
+        <w:t>Difference</w:t>
+      </w:r>
+    </w:p>
+    <w:p>
+      <w:r>
+        <w:t>Main part for this software is its trustworthiness. I want to create a software that has customisable</w:t>
+      </w:r>
+      <w:r>
+        <w:t xml:space="preserve"> intrusion</w:t>
+      </w:r>
+      <w:r>
+        <w:t xml:space="preserve"> settings. Based on how intrusive it will be, but less intrusive may mean less effective. However, this is a big part as it will hopefully make the user base more willing to use the software.</w:t>
+      </w:r>
+    </w:p>
+    <w:p>
+      <w:r>
+        <w:t>Secondly, I want this to be somewhat interactive where the user learns to seek the patterns the software is seeking for and hopefully learn to be independent.</w:t>
       </w:r>
     </w:p>
     <w:p>
@@ -200,18 +372,7 @@
         <w:pStyle w:val="Heading3"/>
       </w:pPr>
       <w:r>
-        <w:lastRenderedPageBreak/>
-        <w:t>Difference</w:t>
-      </w:r>
-    </w:p>
-    <w:p>
-      <w:r>
-        <w:t>Main part for this software is its trustworthiness. I want to create a software that has customisable intrusion settings. Based on how intrusive it will be, but less intrusive may mean less effective. However, this is a big part as it will hopefully make the user base more willing to use the software.</w:t>
-      </w:r>
-    </w:p>
-    <w:p>
-      <w:r>
-        <w:t>Secondly, I want this to be somewhat interactive where the user learns to seek the patterns the software is seeking for and hopefully learn to be independent.</w:t>
+        <w:t>Other solutions</w:t>
       </w:r>
     </w:p>
     <w:p>
@@ -219,19 +380,48 @@
         <w:pStyle w:val="Heading4"/>
       </w:pPr>
       <w:r>
+        <w:t>Training</w:t>
+      </w:r>
+    </w:p>
+    <w:p>
+      <w:r>
+        <w:t>People often do training to prevent phishing attacks this is often a valid form of education however it does not fully eliminate human error where a single lapse in judgment may result in the vulnerability becoming present.</w:t>
+      </w:r>
+    </w:p>
+    <w:p>
+      <w:pPr>
+        <w:pStyle w:val="Heading4"/>
+      </w:pPr>
+      <w:r>
+        <w:t>Phishing Filters</w:t>
+      </w:r>
+    </w:p>
+    <w:p>
+      <w:r>
+        <w:t xml:space="preserve">These are often very good solutions however they do not prevent all emails from passing and especially if an individual withing the organisation or friend gets their email account hijacked it may result in fraudulent emails being sent. </w:t>
+      </w:r>
+      <w:r>
+        <w:br/>
+        <w:t>Additionally, not all users may have them enabled or they may not be configured correctly.</w:t>
+      </w:r>
+    </w:p>
+    <w:p>
+      <w:pPr>
+        <w:pStyle w:val="Heading3"/>
+      </w:pPr>
+      <w:r>
         <w:t>Current market software</w:t>
       </w:r>
     </w:p>
     <w:p>
       <w:pPr>
-        <w:pStyle w:val="Heading5"/>
-        <w:rPr>
-          <w:b/>
-        </w:rPr>
-      </w:pPr>
+        <w:pStyle w:val="Heading4"/>
+      </w:pPr>
+      <w:proofErr w:type="spellStart"/>
       <w:r>
         <w:t>Avanan</w:t>
       </w:r>
+      <w:proofErr w:type="spellEnd"/>
     </w:p>
     <w:p>
       <w:r>
@@ -240,13 +430,15 @@
     </w:p>
     <w:p>
       <w:pPr>
-        <w:pStyle w:val="Heading5"/>
-        <w:rPr>
-          <w:b/>
-        </w:rPr>
-      </w:pPr>
-      <w:r>
-        <w:t>Cofense PDR</w:t>
+        <w:pStyle w:val="Heading4"/>
+      </w:pPr>
+      <w:proofErr w:type="spellStart"/>
+      <w:r>
+        <w:t>Cofense</w:t>
+      </w:r>
+      <w:proofErr w:type="spellEnd"/>
+      <w:r>
+        <w:t xml:space="preserve"> PDR</w:t>
       </w:r>
     </w:p>
     <w:p>
@@ -256,10 +448,7 @@
     </w:p>
     <w:p>
       <w:pPr>
-        <w:pStyle w:val="Heading5"/>
-        <w:rPr>
-          <w:b/>
-        </w:rPr>
+        <w:pStyle w:val="Heading4"/>
       </w:pPr>
       <w:r>
         <w:t>Mimecast</w:t>
@@ -272,15 +461,15 @@
     </w:p>
     <w:p>
       <w:pPr>
+        <w:pStyle w:val="Heading3"/>
+      </w:pPr>
+      <w:r>
+        <w:t>Current Market Extensions</w:t>
+      </w:r>
+    </w:p>
+    <w:p>
+      <w:pPr>
         <w:pStyle w:val="Heading4"/>
-      </w:pPr>
-      <w:r>
-        <w:t>Current Market Extensions</w:t>
-      </w:r>
-    </w:p>
-    <w:p>
-      <w:pPr>
-        <w:pStyle w:val="Heading5"/>
       </w:pPr>
       <w:r>
         <w:t>PIXM phishing Protection</w:t>
@@ -310,7 +499,7 @@
     <w:p/>
     <w:p>
       <w:pPr>
-        <w:pStyle w:val="Heading5"/>
+        <w:pStyle w:val="Heading4"/>
       </w:pPr>
       <w:r>
         <w:t>Anti Phishing</w:t>
@@ -335,7 +524,7 @@
     <w:p/>
     <w:p>
       <w:pPr>
-        <w:pStyle w:val="Heading5"/>
+        <w:pStyle w:val="Heading4"/>
       </w:pPr>
       <w:r>
         <w:t>Criminal IP: AI-based Phishing Link Checker</w:t>
@@ -359,31 +548,40 @@
     <w:p/>
     <w:p>
       <w:pPr>
+        <w:pStyle w:val="Heading3"/>
+      </w:pPr>
+      <w:r>
+        <w:t>Mascots</w:t>
+      </w:r>
+    </w:p>
+    <w:p>
+      <w:r>
+        <w:t>Beneficial</w:t>
+      </w:r>
+      <w:r>
+        <w:t xml:space="preserve"> for user engagement and</w:t>
+      </w:r>
+      <w:r>
+        <w:t xml:space="preserve"> the app perception. I will need to create a mascot that will represent the apps core values and will be easy to identify </w:t>
+      </w:r>
+      <w:proofErr w:type="gramStart"/>
+      <w:r>
+        <w:t>at a glance</w:t>
+      </w:r>
+      <w:proofErr w:type="gramEnd"/>
+      <w:r>
+        <w:t>.</w:t>
+      </w:r>
+    </w:p>
+    <w:p>
+      <w:pPr>
         <w:pStyle w:val="Heading4"/>
       </w:pPr>
-      <w:r>
-        <w:lastRenderedPageBreak/>
-        <w:t>Mascots</w:t>
-      </w:r>
-    </w:p>
-    <w:p>
-      <w:r>
-        <w:t>Beneficial</w:t>
-      </w:r>
-      <w:r>
-        <w:t xml:space="preserve"> for user engagement and</w:t>
-      </w:r>
-      <w:r>
-        <w:t xml:space="preserve"> the app perception. I will need to create a mascot that will represent the apps core values and will be easy to identify at a glance.</w:t>
-      </w:r>
-    </w:p>
-    <w:p>
-      <w:pPr>
-        <w:pStyle w:val="Heading5"/>
-      </w:pPr>
+      <w:proofErr w:type="spellStart"/>
       <w:r>
         <w:t>Clippit</w:t>
       </w:r>
+      <w:proofErr w:type="spellEnd"/>
     </w:p>
     <w:p>
       <w:r>
@@ -457,7 +655,7 @@
     <w:p/>
     <w:p>
       <w:pPr>
-        <w:pStyle w:val="Heading5"/>
+        <w:pStyle w:val="Heading4"/>
       </w:pPr>
       <w:r>
         <w:rPr>
@@ -526,13 +724,20 @@
           </wp:anchor>
         </w:drawing>
       </w:r>
+      <w:proofErr w:type="spellStart"/>
       <w:r>
         <w:t>BonziBuddy</w:t>
       </w:r>
-    </w:p>
-    <w:p>
-      <w:r>
-        <w:t>BonziBuddy was a desktop assistant that could tell jokes, talk and sing songs. It aimed to make using the computer more fun by providing web browsing help. The program used text-to-speech technology for this.</w:t>
+      <w:proofErr w:type="spellEnd"/>
+    </w:p>
+    <w:p>
+      <w:proofErr w:type="spellStart"/>
+      <w:r>
+        <w:t>BonziBuddy</w:t>
+      </w:r>
+      <w:proofErr w:type="spellEnd"/>
+      <w:r>
+        <w:t xml:space="preserve"> was a desktop assistant that could tell jokes, talk and sing songs. It aimed to make using the computer more fun by providing web browsing help. The program used text-to-speech technology for this.</w:t>
       </w:r>
     </w:p>
     <w:p/>
@@ -542,10 +747,17 @@
     <w:p/>
     <w:p>
       <w:pPr>
-        <w:pStyle w:val="Heading5"/>
-      </w:pPr>
-      <w:r>
-        <w:t>My Response = Hussar</w:t>
+        <w:pStyle w:val="Heading4"/>
+      </w:pPr>
+      <w:r>
+        <w:lastRenderedPageBreak/>
+        <w:t xml:space="preserve">My Response </w:t>
+      </w:r>
+      <w:r>
+        <w:t>-&gt;</w:t>
+      </w:r>
+      <w:r>
+        <w:t>Hussar</w:t>
       </w:r>
     </w:p>
     <w:p>
@@ -617,7 +829,13 @@
         <w:t xml:space="preserve"> The history is a good fit for what the app is to perform.</w:t>
       </w:r>
       <w:r>
-        <w:t xml:space="preserve"> The image was not created by me by generated by AI.</w:t>
+        <w:t xml:space="preserve"> The image was not created by me b</w:t>
+      </w:r>
+      <w:r>
+        <w:t>ut</w:t>
+      </w:r>
+      <w:r>
+        <w:t xml:space="preserve"> generated by AI.</w:t>
       </w:r>
     </w:p>
     <w:p>
@@ -1012,7 +1230,15 @@
               <w:t xml:space="preserve">As a user I want to </w:t>
             </w:r>
             <w:r>
-              <w:t xml:space="preserve">be able to have a unique API’s so I have full control of the API used </w:t>
+              <w:t xml:space="preserve">be able to have a unique </w:t>
+            </w:r>
+            <w:proofErr w:type="gramStart"/>
+            <w:r>
+              <w:t>API’s</w:t>
+            </w:r>
+            <w:proofErr w:type="gramEnd"/>
+            <w:r>
+              <w:t xml:space="preserve"> so I have full control of the API used </w:t>
             </w:r>
           </w:p>
         </w:tc>
@@ -1116,7 +1342,15 @@
               </w:numPr>
             </w:pPr>
             <w:r>
-              <w:t>Design a interactive solution that is usable by all users no matter their disability.</w:t>
+              <w:t xml:space="preserve">Design </w:t>
+            </w:r>
+            <w:proofErr w:type="gramStart"/>
+            <w:r>
+              <w:t>a</w:t>
+            </w:r>
+            <w:proofErr w:type="gramEnd"/>
+            <w:r>
+              <w:t xml:space="preserve"> interactive solution that is usable by all users no matter their disability.</w:t>
             </w:r>
           </w:p>
         </w:tc>
@@ -1143,9 +1377,11 @@
       <w:r>
         <w:t>Phish-</w:t>
       </w:r>
+      <w:proofErr w:type="spellStart"/>
       <w:r>
         <w:t>Hussaria</w:t>
       </w:r>
+      <w:proofErr w:type="spellEnd"/>
       <w:r>
         <w:t xml:space="preserve"> will comply with all relevant privacy and data protection laws </w:t>
       </w:r>
@@ -1258,7 +1494,15 @@
         <w:t>The software will treat all users fairly, regardless of language, demographic, or background. No user should be disadvantaged by how information is presented.</w:t>
       </w:r>
       <w:r>
-        <w:t xml:space="preserve"> The software will attempt to represent all of the above.</w:t>
+        <w:t xml:space="preserve"> The software will attempt to represent </w:t>
+      </w:r>
+      <w:proofErr w:type="gramStart"/>
+      <w:r>
+        <w:t>all of</w:t>
+      </w:r>
+      <w:proofErr w:type="gramEnd"/>
+      <w:r>
+        <w:t xml:space="preserve"> the above.</w:t>
       </w:r>
     </w:p>
     <w:p>
@@ -2149,7 +2393,23 @@
                 <w:sz w:val="16"/>
                 <w:szCs w:val="16"/>
               </w:rPr>
-              <w:t>Start of with a small of integrated software and slowly expand the covered software.</w:t>
+              <w:t xml:space="preserve">Start </w:t>
+            </w:r>
+            <w:proofErr w:type="spellStart"/>
+            <w:r>
+              <w:rPr>
+                <w:sz w:val="16"/>
+                <w:szCs w:val="16"/>
+              </w:rPr>
+              <w:t>of</w:t>
+            </w:r>
+            <w:proofErr w:type="spellEnd"/>
+            <w:r>
+              <w:rPr>
+                <w:sz w:val="16"/>
+                <w:szCs w:val="16"/>
+              </w:rPr>
+              <w:t xml:space="preserve"> with a small of integrated software and slowly expand the covered software.</w:t>
             </w:r>
           </w:p>
         </w:tc>
@@ -3209,6 +3469,9 @@
     </w:p>
     <w:p>
       <w:r>
+        <w:rPr>
+          <w:noProof/>
+        </w:rPr>
         <w:drawing>
           <wp:anchor distT="0" distB="0" distL="114300" distR="114300" simplePos="0" relativeHeight="251662336" behindDoc="0" locked="0" layoutInCell="1" allowOverlap="1" wp14:anchorId="754E60F1" wp14:editId="3DD094CC">
             <wp:simplePos x="0" y="0"/>
@@ -3260,6 +3523,9 @@
         </w:drawing>
       </w:r>
       <w:r>
+        <w:rPr>
+          <w:noProof/>
+        </w:rPr>
         <w:drawing>
           <wp:anchor distT="0" distB="0" distL="114300" distR="114300" simplePos="0" relativeHeight="251663360" behindDoc="0" locked="0" layoutInCell="1" allowOverlap="1" wp14:anchorId="73F0E089" wp14:editId="08816D46">
             <wp:simplePos x="0" y="0"/>
@@ -3342,6 +3608,9 @@
     <w:p/>
     <w:p>
       <w:r>
+        <w:rPr>
+          <w:noProof/>
+        </w:rPr>
         <w:lastRenderedPageBreak/>
         <w:drawing>
           <wp:anchor distT="0" distB="0" distL="114300" distR="114300" simplePos="0" relativeHeight="251664384" behindDoc="0" locked="0" layoutInCell="1" allowOverlap="1" wp14:anchorId="3635F700" wp14:editId="230F1953">
@@ -3404,6 +3673,9 @@
     <w:p/>
     <w:p>
       <w:r>
+        <w:rPr>
+          <w:noProof/>
+        </w:rPr>
         <w:drawing>
           <wp:inline distT="0" distB="0" distL="0" distR="0" wp14:anchorId="0F24BD7C" wp14:editId="4637604D">
             <wp:extent cx="5480050" cy="2698739"/>
@@ -3584,7 +3856,15 @@
         <w:t>. This indicates I need to find a solution to identify final location.</w:t>
       </w:r>
       <w:r>
-        <w:t xml:space="preserve"> As a result I created an extend URL API.</w:t>
+        <w:t xml:space="preserve"> As a </w:t>
+      </w:r>
+      <w:proofErr w:type="gramStart"/>
+      <w:r>
+        <w:t>result</w:t>
+      </w:r>
+      <w:proofErr w:type="gramEnd"/>
+      <w:r>
+        <w:t xml:space="preserve"> I created an extend URL API.</w:t>
       </w:r>
       <w:r>
         <w:br/>
@@ -4460,7 +4740,21 @@
               <w:rPr>
                 <w:highlight w:val="red"/>
               </w:rPr>
-              <w:t>Too much boxes that I don’t need. Blocks my vision of my email.</w:t>
+              <w:t xml:space="preserve">Too </w:t>
+            </w:r>
+            <w:proofErr w:type="gramStart"/>
+            <w:r>
+              <w:rPr>
+                <w:highlight w:val="red"/>
+              </w:rPr>
+              <w:t>much</w:t>
+            </w:r>
+            <w:proofErr w:type="gramEnd"/>
+            <w:r>
+              <w:rPr>
+                <w:highlight w:val="red"/>
+              </w:rPr>
+              <w:t xml:space="preserve"> boxes that I don’t need. Blocks my vision of my email.</w:t>
             </w:r>
           </w:p>
         </w:tc>
@@ -4528,9 +4822,14 @@
       <w:pPr>
         <w:pStyle w:val="Heading4"/>
       </w:pPr>
+      <w:proofErr w:type="spellStart"/>
       <w:r>
         <w:lastRenderedPageBreak/>
-        <w:t>Highlight_Words:</w:t>
+        <w:t>Highlight_Words</w:t>
+      </w:r>
+      <w:proofErr w:type="spellEnd"/>
+      <w:r>
+        <w:t>:</w:t>
       </w:r>
     </w:p>
     <w:p>
@@ -4558,7 +4857,15 @@
         <w:t>After the testing outcomes I went back to the design elements of my UI. My initial design had flaws and here are the steps I took to develop a better UI and improve the UX.</w:t>
       </w:r>
       <w:r>
-        <w:t xml:space="preserve"> I attempted to make the Extension see through I used google documentation and stack overflow however this is not possible in google as the extension is classed as its own app and has a forced white background. So the final changes were:</w:t>
+        <w:t xml:space="preserve"> I attempted to make the Extension see through I used google documentation and stack overflow however this is not possible in google as the extension is classed as its own app and has a forced white background. </w:t>
+      </w:r>
+      <w:proofErr w:type="gramStart"/>
+      <w:r>
+        <w:t>So</w:t>
+      </w:r>
+      <w:proofErr w:type="gramEnd"/>
+      <w:r>
+        <w:t xml:space="preserve"> the final changes were:</w:t>
       </w:r>
     </w:p>
     <w:p>
@@ -5322,16 +5629,112 @@
         <w:t>GOV.UK</w:t>
       </w:r>
       <w:r>
-        <w:t>. Available at: https://www.gov.uk/government/statistics/cyber-security-breaches-survey-2025/cyber-security-breaches-survey-2025.</w:t>
-      </w:r>
-    </w:p>
-    <w:p>
-      <w:r>
-        <w:lastRenderedPageBreak/>
+        <w:t xml:space="preserve">. Available at: </w:t>
+      </w:r>
+      <w:hyperlink r:id="rId31" w:history="1">
+        <w:r>
+          <w:rPr>
+            <w:rStyle w:val="Hyperlink"/>
+          </w:rPr>
+          <w:t>https://www.gov.uk/government/statistics/cyber-security-breaches-survey-2025/cyber-security-breaches-survey-2025</w:t>
+        </w:r>
+      </w:hyperlink>
+      <w:r>
+        <w:t>.</w:t>
+      </w:r>
+    </w:p>
+    <w:p/>
+    <w:p/>
+    <w:p/>
+    <w:p>
+      <w:pPr>
+        <w:pStyle w:val="Heading1"/>
+      </w:pPr>
+      <w:r>
+        <w:t>MORE STUFF</w:t>
+      </w:r>
+    </w:p>
+    <w:p>
+      <w:r>
+        <w:t>https://www.kaggle.com/datasets/subhajournal/phishingemails?resource=download</w:t>
+      </w:r>
+    </w:p>
+    <w:p>
+      <w:r>
         <w:t>‌</w:t>
       </w:r>
-    </w:p>
-    <w:p/>
+      <w:r>
+        <w:t>epsilon</w:t>
+      </w:r>
+      <w:r>
+        <w:t xml:space="preserve"> adds 0.000001 to the number so </w:t>
+      </w:r>
+      <w:r>
+        <w:t>in case</w:t>
+      </w:r>
+      <w:r>
+        <w:t xml:space="preserve"> its 0 </w:t>
+      </w:r>
+      <w:proofErr w:type="spellStart"/>
+      <w:proofErr w:type="gramStart"/>
+      <w:r>
+        <w:t>its</w:t>
+      </w:r>
+      <w:proofErr w:type="spellEnd"/>
+      <w:proofErr w:type="gramEnd"/>
+      <w:r>
+        <w:t xml:space="preserve"> not an error.</w:t>
+      </w:r>
+    </w:p>
+    <w:p>
+      <m:oMathPara>
+        <m:oMath>
+          <m:r>
+            <w:rPr>
+              <w:rFonts w:ascii="Cambria Math" w:hAnsi="Cambria Math" w:cs="Cambria Math"/>
+            </w:rPr>
+            <m:t>risk</m:t>
+          </m:r>
+          <m:r>
+            <m:rPr>
+              <m:sty m:val="p"/>
+            </m:rPr>
+            <w:rPr>
+              <w:rFonts w:ascii="Cambria Math" w:hAnsi="Cambria Math" w:cs="Cambria Math"/>
+            </w:rPr>
+            <m:t>=</m:t>
+          </m:r>
+          <m:f>
+            <m:fPr>
+              <m:ctrlPr>
+                <w:rPr>
+                  <w:rFonts w:ascii="Cambria Math" w:hAnsi="Cambria Math"/>
+                </w:rPr>
+              </m:ctrlPr>
+            </m:fPr>
+            <m:num>
+              <m:r>
+                <w:rPr>
+                  <w:rFonts w:ascii="Cambria Math" w:hAnsi="Cambria Math"/>
+                </w:rPr>
+                <m:t>Frequency in Fishing+1e-6</m:t>
+              </m:r>
+            </m:num>
+            <m:den>
+              <m:r>
+                <m:rPr>
+                  <m:sty m:val="p"/>
+                </m:rPr>
+                <w:rPr>
+                  <w:rFonts w:ascii="Cambria Math" w:hAnsi="Cambria Math" w:cs="Cambria Math"/>
+                </w:rPr>
+                <m:t>Frequency in Normal+1e-6</m:t>
+              </m:r>
+            </m:den>
+          </m:f>
+        </m:oMath>
+      </m:oMathPara>
+    </w:p>
     <w:sectPr>
       <w:pgSz w:w="11906" w:h="16838"/>
       <w:pgMar w:top="1440" w:right="1440" w:bottom="1440" w:left="1440" w:header="708" w:footer="708" w:gutter="0"/>
@@ -7567,7 +7970,7 @@
     <w:uiPriority w:val="9"/>
     <w:unhideWhenUsed/>
     <w:qFormat/>
-    <w:rsid w:val="00B85E03"/>
+    <w:rsid w:val="00667A94"/>
     <w:pPr>
       <w:keepNext/>
       <w:keepLines/>
@@ -7575,7 +7978,9 @@
       <w:outlineLvl w:val="4"/>
     </w:pPr>
     <w:rPr>
-      <w:color w:val="0F4761" w:themeColor="accent1" w:themeShade="BF"/>
+      <w:b/>
+      <w:i/>
+      <w:color w:val="000000" w:themeColor="text1"/>
     </w:rPr>
   </w:style>
   <w:style w:type="paragraph" w:styleId="Heading6">
@@ -7756,9 +8161,11 @@
     <w:basedOn w:val="DefaultParagraphFont"/>
     <w:link w:val="Heading5"/>
     <w:uiPriority w:val="9"/>
-    <w:rsid w:val="00B85E03"/>
+    <w:rsid w:val="00667A94"/>
     <w:rPr>
-      <w:color w:val="0F4761" w:themeColor="accent1" w:themeShade="BF"/>
+      <w:b/>
+      <w:i/>
+      <w:color w:val="000000" w:themeColor="text1"/>
     </w:rPr>
   </w:style>
   <w:style w:type="character" w:customStyle="1" w:styleId="Heading6Char">

--- a/COMP 3000/Project Docs/Main doc v2.docx
+++ b/COMP 3000/Project Docs/Main doc v2.docx
@@ -1068,6 +1068,14 @@
     </w:sdt>
     <w:sdt>
       <w:sdtPr>
+        <w:rPr>
+          <w:rFonts w:asciiTheme="minorHAnsi" w:eastAsiaTheme="minorEastAsia" w:hAnsiTheme="minorHAnsi" w:cstheme="minorBidi"/>
+          <w:b w:val="0"/>
+          <w:color w:val="auto"/>
+          <w:sz w:val="22"/>
+          <w:szCs w:val="22"/>
+          <w:u w:val="none"/>
+        </w:rPr>
         <w:id w:val="-842317033"/>
         <w:docPartObj>
           <w:docPartGallery w:val="Table of Contents"/>
@@ -1076,12 +1084,7 @@
       </w:sdtPr>
       <w:sdtEndPr>
         <w:rPr>
-          <w:rFonts w:asciiTheme="minorHAnsi" w:eastAsiaTheme="minorEastAsia" w:hAnsiTheme="minorHAnsi" w:cstheme="minorBidi"/>
           <w:bCs/>
-          <w:color w:val="auto"/>
-          <w:sz w:val="22"/>
-          <w:szCs w:val="22"/>
-          <w:u w:val="none"/>
         </w:rPr>
       </w:sdtEndPr>
       <w:sdtContent>
@@ -11588,14 +11591,7 @@
                 <w:sz w:val="22"/>
                 <w:szCs w:val="22"/>
               </w:rPr>
-              <w:t xml:space="preserve">Develop </w:t>
-            </w:r>
-            <w:r>
-              <w:rPr>
-                <w:sz w:val="22"/>
-                <w:szCs w:val="22"/>
-              </w:rPr>
-              <w:t>Software that can be easily maintained and updated to adapt to changes.</w:t>
+              <w:t>Develop Software that can be easily maintained and updated to adapt to changes.</w:t>
             </w:r>
           </w:p>
         </w:tc>
@@ -11662,14 +11658,7 @@
                 <w:sz w:val="22"/>
                 <w:szCs w:val="22"/>
               </w:rPr>
-              <w:t>Have all data processed locally where it is possible. If cloud services used or off device processing, use encrypted transmission and have a clear privacy policy</w:t>
-            </w:r>
-            <w:r>
-              <w:rPr>
-                <w:sz w:val="22"/>
-                <w:szCs w:val="22"/>
-              </w:rPr>
-              <w:t xml:space="preserve"> and allow user to decide if to use.</w:t>
+              <w:t>Have all data processed locally where it is possible. If cloud services used or off device processing, use encrypted transmission and have a clear privacy policy and allow user to decide if to use.</w:t>
             </w:r>
           </w:p>
         </w:tc>
@@ -11947,14 +11936,7 @@
                 <w:sz w:val="22"/>
                 <w:szCs w:val="22"/>
               </w:rPr>
-              <w:t>If a free and opensource API fails or stops working. Paid alternatives may be used incurring additional costs of the project and may result in an unaccounted cost for users</w:t>
-            </w:r>
-            <w:r>
-              <w:rPr>
-                <w:sz w:val="22"/>
-                <w:szCs w:val="22"/>
-              </w:rPr>
-              <w:t>. Alternatively disable that API may reduce the effectiveness of data.</w:t>
+              <w:t>If a free and opensource API fails or stops working. Paid alternatives may be used incurring additional costs of the project and may result in an unaccounted cost for users. Alternatively disable that API may reduce the effectiveness of data.</w:t>
             </w:r>
           </w:p>
         </w:tc>
@@ -13637,6 +13619,9 @@
     </w:p>
     <w:p>
       <w:r>
+        <w:rPr>
+          <w:noProof/>
+        </w:rPr>
         <w:drawing>
           <wp:inline distT="0" distB="0" distL="0" distR="0" wp14:anchorId="5B247EB6" wp14:editId="6E15F661">
             <wp:extent cx="5731510" cy="3277235"/>
@@ -14037,10 +14022,215 @@
         <w:t xml:space="preserve"> Better handling of errors.</w:t>
       </w:r>
     </w:p>
+    <w:p/>
     <w:p>
       <w:pPr>
         <w:pStyle w:val="Heading2"/>
       </w:pPr>
+      <w:r>
+        <w:t>Prototype v4</w:t>
+      </w:r>
+    </w:p>
+    <w:p>
+      <w:pPr>
+        <w:pStyle w:val="Heading3"/>
+      </w:pPr>
+      <w:r>
+        <w:t>Images</w:t>
+      </w:r>
+    </w:p>
+    <w:p>
+      <w:r>
+        <w:drawing>
+          <wp:inline distT="0" distB="0" distL="0" distR="0" wp14:anchorId="206B3AC7" wp14:editId="62D2CF46">
+            <wp:extent cx="5731510" cy="2315210"/>
+            <wp:effectExtent l="0" t="0" r="2540" b="8890"/>
+            <wp:docPr id="757123938" name="Picture 1"/>
+            <wp:cNvGraphicFramePr>
+              <a:graphicFrameLocks xmlns:a="http://schemas.openxmlformats.org/drawingml/2006/main" noChangeAspect="1"/>
+            </wp:cNvGraphicFramePr>
+            <a:graphic xmlns:a="http://schemas.openxmlformats.org/drawingml/2006/main">
+              <a:graphicData uri="http://schemas.openxmlformats.org/drawingml/2006/picture">
+                <pic:pic xmlns:pic="http://schemas.openxmlformats.org/drawingml/2006/picture">
+                  <pic:nvPicPr>
+                    <pic:cNvPr id="757123938" name=""/>
+                    <pic:cNvPicPr/>
+                  </pic:nvPicPr>
+                  <pic:blipFill>
+                    <a:blip r:embed="rId30"/>
+                    <a:stretch>
+                      <a:fillRect/>
+                    </a:stretch>
+                  </pic:blipFill>
+                  <pic:spPr>
+                    <a:xfrm>
+                      <a:off x="0" y="0"/>
+                      <a:ext cx="5731510" cy="2315210"/>
+                    </a:xfrm>
+                    <a:prstGeom prst="rect">
+                      <a:avLst/>
+                    </a:prstGeom>
+                  </pic:spPr>
+                </pic:pic>
+              </a:graphicData>
+            </a:graphic>
+          </wp:inline>
+        </w:drawing>
+      </w:r>
+    </w:p>
+    <w:p>
+      <w:r>
+        <w:lastRenderedPageBreak/>
+        <w:drawing>
+          <wp:inline distT="0" distB="0" distL="0" distR="0" wp14:anchorId="21FBEEDE" wp14:editId="59078307">
+            <wp:extent cx="2438740" cy="3105583"/>
+            <wp:effectExtent l="0" t="0" r="0" b="0"/>
+            <wp:docPr id="666104856" name="Picture 1"/>
+            <wp:cNvGraphicFramePr>
+              <a:graphicFrameLocks xmlns:a="http://schemas.openxmlformats.org/drawingml/2006/main" noChangeAspect="1"/>
+            </wp:cNvGraphicFramePr>
+            <a:graphic xmlns:a="http://schemas.openxmlformats.org/drawingml/2006/main">
+              <a:graphicData uri="http://schemas.openxmlformats.org/drawingml/2006/picture">
+                <pic:pic xmlns:pic="http://schemas.openxmlformats.org/drawingml/2006/picture">
+                  <pic:nvPicPr>
+                    <pic:cNvPr id="666104856" name=""/>
+                    <pic:cNvPicPr/>
+                  </pic:nvPicPr>
+                  <pic:blipFill>
+                    <a:blip r:embed="rId31"/>
+                    <a:stretch>
+                      <a:fillRect/>
+                    </a:stretch>
+                  </pic:blipFill>
+                  <pic:spPr>
+                    <a:xfrm>
+                      <a:off x="0" y="0"/>
+                      <a:ext cx="2438740" cy="3105583"/>
+                    </a:xfrm>
+                    <a:prstGeom prst="rect">
+                      <a:avLst/>
+                    </a:prstGeom>
+                  </pic:spPr>
+                </pic:pic>
+              </a:graphicData>
+            </a:graphic>
+          </wp:inline>
+        </w:drawing>
+      </w:r>
+      <w:r>
+        <w:drawing>
+          <wp:inline distT="0" distB="0" distL="0" distR="0" wp14:anchorId="180DF318" wp14:editId="6A33966A">
+            <wp:extent cx="2314898" cy="3048425"/>
+            <wp:effectExtent l="0" t="0" r="9525" b="0"/>
+            <wp:docPr id="191972819" name="Picture 1"/>
+            <wp:cNvGraphicFramePr>
+              <a:graphicFrameLocks xmlns:a="http://schemas.openxmlformats.org/drawingml/2006/main" noChangeAspect="1"/>
+            </wp:cNvGraphicFramePr>
+            <a:graphic xmlns:a="http://schemas.openxmlformats.org/drawingml/2006/main">
+              <a:graphicData uri="http://schemas.openxmlformats.org/drawingml/2006/picture">
+                <pic:pic xmlns:pic="http://schemas.openxmlformats.org/drawingml/2006/picture">
+                  <pic:nvPicPr>
+                    <pic:cNvPr id="191972819" name=""/>
+                    <pic:cNvPicPr/>
+                  </pic:nvPicPr>
+                  <pic:blipFill>
+                    <a:blip r:embed="rId32"/>
+                    <a:stretch>
+                      <a:fillRect/>
+                    </a:stretch>
+                  </pic:blipFill>
+                  <pic:spPr>
+                    <a:xfrm>
+                      <a:off x="0" y="0"/>
+                      <a:ext cx="2314898" cy="3048425"/>
+                    </a:xfrm>
+                    <a:prstGeom prst="rect">
+                      <a:avLst/>
+                    </a:prstGeom>
+                  </pic:spPr>
+                </pic:pic>
+              </a:graphicData>
+            </a:graphic>
+          </wp:inline>
+        </w:drawing>
+      </w:r>
+      <w:r>
+        <w:drawing>
+          <wp:inline distT="0" distB="0" distL="0" distR="0" wp14:anchorId="73159EEB" wp14:editId="1F7EA3B8">
+            <wp:extent cx="2257740" cy="3077004"/>
+            <wp:effectExtent l="0" t="0" r="9525" b="9525"/>
+            <wp:docPr id="1444194078" name="Picture 1"/>
+            <wp:cNvGraphicFramePr>
+              <a:graphicFrameLocks xmlns:a="http://schemas.openxmlformats.org/drawingml/2006/main" noChangeAspect="1"/>
+            </wp:cNvGraphicFramePr>
+            <a:graphic xmlns:a="http://schemas.openxmlformats.org/drawingml/2006/main">
+              <a:graphicData uri="http://schemas.openxmlformats.org/drawingml/2006/picture">
+                <pic:pic xmlns:pic="http://schemas.openxmlformats.org/drawingml/2006/picture">
+                  <pic:nvPicPr>
+                    <pic:cNvPr id="1444194078" name=""/>
+                    <pic:cNvPicPr/>
+                  </pic:nvPicPr>
+                  <pic:blipFill>
+                    <a:blip r:embed="rId33"/>
+                    <a:stretch>
+                      <a:fillRect/>
+                    </a:stretch>
+                  </pic:blipFill>
+                  <pic:spPr>
+                    <a:xfrm>
+                      <a:off x="0" y="0"/>
+                      <a:ext cx="2257740" cy="3077004"/>
+                    </a:xfrm>
+                    <a:prstGeom prst="rect">
+                      <a:avLst/>
+                    </a:prstGeom>
+                  </pic:spPr>
+                </pic:pic>
+              </a:graphicData>
+            </a:graphic>
+          </wp:inline>
+        </w:drawing>
+      </w:r>
+    </w:p>
+    <w:p/>
+    <w:p>
+      <w:pPr>
+        <w:pStyle w:val="Heading3"/>
+      </w:pPr>
+      <w:r>
+        <w:t>Changes</w:t>
+      </w:r>
+    </w:p>
+    <w:p>
+      <w:pPr>
+        <w:pStyle w:val="Heading4"/>
+      </w:pPr>
+      <w:r>
+        <w:t>UI</w:t>
+      </w:r>
+    </w:p>
+    <w:p>
+      <w:r>
+        <w:t>Users now can change the size of the warning text and the colour of the warning text. This can be anything they would like for it to be.</w:t>
+      </w:r>
+    </w:p>
+    <w:p>
+      <w:pPr>
+        <w:pStyle w:val="Heading5"/>
+      </w:pPr>
+      <w:r>
+        <w:t>Issues</w:t>
+      </w:r>
+    </w:p>
+    <w:p>
+      <w:r>
+        <w:t>Users may change the colour to something that makes the text not readable. They can change it to something that works.</w:t>
+      </w:r>
+    </w:p>
+    <w:p>
+      <w:pPr>
+        <w:pStyle w:val="Heading2"/>
+      </w:pPr>
       <w:bookmarkStart w:id="53" w:name="_Toc225105889"/>
       <w:r>
         <w:t>Phishing Link</w:t>
@@ -14061,7 +14251,7 @@
       <w:bookmarkEnd w:id="54"/>
     </w:p>
     <w:p>
-      <w:hyperlink r:id="rId30" w:history="1">
+      <w:hyperlink r:id="rId34" w:history="1">
         <w:r>
           <w:rPr>
             <w:rStyle w:val="Hyperlink"/>
@@ -14072,6 +14262,7 @@
     </w:p>
     <w:p>
       <w:r>
+        <w:lastRenderedPageBreak/>
         <w:t>This GitHub repository contains real phishing emails that have been collected via a honeypot email address and users submitted emails. Contains real malware and links to scam websites.</w:t>
       </w:r>
     </w:p>
@@ -14103,7 +14294,7 @@
       <w:r>
         <w:br/>
       </w:r>
-      <w:hyperlink r:id="rId31" w:history="1">
+      <w:hyperlink r:id="rId35" w:history="1">
         <w:r>
           <w:rPr>
             <w:rStyle w:val="Hyperlink"/>
@@ -14175,7 +14366,7 @@
                     <pic:cNvPicPr/>
                   </pic:nvPicPr>
                   <pic:blipFill>
-                    <a:blip r:embed="rId32"/>
+                    <a:blip r:embed="rId36"/>
                     <a:stretch>
                       <a:fillRect/>
                     </a:stretch>
@@ -14213,7 +14404,6 @@
         <w:rPr>
           <w:noProof/>
         </w:rPr>
-        <w:lastRenderedPageBreak/>
         <w:drawing>
           <wp:inline distT="0" distB="0" distL="0" distR="0" wp14:anchorId="016CBC84" wp14:editId="4388C315">
             <wp:extent cx="5731510" cy="2137410"/>
@@ -14230,7 +14420,7 @@
                     <pic:cNvPicPr/>
                   </pic:nvPicPr>
                   <pic:blipFill>
-                    <a:blip r:embed="rId33"/>
+                    <a:blip r:embed="rId37"/>
                     <a:stretch>
                       <a:fillRect/>
                     </a:stretch>
@@ -14278,7 +14468,7 @@
       </w:r>
     </w:p>
     <w:p>
-      <w:hyperlink r:id="rId34" w:history="1">
+      <w:hyperlink r:id="rId38" w:history="1">
         <w:r>
           <w:rPr>
             <w:rStyle w:val="Hyperlink"/>
@@ -14390,7 +14580,7 @@
         <w:br/>
         <w:t xml:space="preserve">Original : </w:t>
       </w:r>
-      <w:hyperlink r:id="rId35" w:history="1">
+      <w:hyperlink r:id="rId39" w:history="1">
         <w:r>
           <w:rPr>
             <w:rStyle w:val="Hyperlink"/>
@@ -14402,7 +14592,7 @@
         <w:br/>
         <w:t xml:space="preserve">Shorten 1 (1 redirect) : </w:t>
       </w:r>
-      <w:hyperlink r:id="rId36" w:history="1">
+      <w:hyperlink r:id="rId40" w:history="1">
         <w:r>
           <w:rPr>
             <w:rStyle w:val="Hyperlink"/>
@@ -16479,7 +16669,7 @@
       <w:r>
         <w:t xml:space="preserve">. Available at: </w:t>
       </w:r>
-      <w:hyperlink r:id="rId37" w:history="1">
+      <w:hyperlink r:id="rId41" w:history="1">
         <w:r>
           <w:rPr>
             <w:rStyle w:val="Hyperlink"/>
@@ -16547,7 +16737,7 @@
       <w:r>
         <w:t xml:space="preserve">. [online] www.ncsc.gov.uk. Available at: </w:t>
       </w:r>
-      <w:hyperlink r:id="rId38" w:history="1">
+      <w:hyperlink r:id="rId42" w:history="1">
         <w:r>
           <w:rPr>
             <w:rStyle w:val="Hyperlink"/>
@@ -16573,7 +16763,7 @@
       <w:r>
         <w:t xml:space="preserve"> (2026). Available at: </w:t>
       </w:r>
-      <w:hyperlink r:id="rId39" w:history="1">
+      <w:hyperlink r:id="rId43" w:history="1">
         <w:r>
           <w:rPr>
             <w:rStyle w:val="Hyperlink"/>
@@ -16625,7 +16815,7 @@
       <w:r>
         <w:t xml:space="preserve">. Available at: </w:t>
       </w:r>
-      <w:hyperlink r:id="rId40" w:history="1">
+      <w:hyperlink r:id="rId44" w:history="1">
         <w:r>
           <w:rPr>
             <w:rStyle w:val="Hyperlink"/>
@@ -16690,7 +16880,7 @@
       <w:r>
         <w:t xml:space="preserve">. Available at: </w:t>
       </w:r>
-      <w:hyperlink r:id="rId41" w:history="1">
+      <w:hyperlink r:id="rId45" w:history="1">
         <w:r>
           <w:rPr>
             <w:rStyle w:val="Hyperlink"/>
@@ -16730,7 +16920,7 @@
       <w:r>
         <w:t xml:space="preserve">. Available at: </w:t>
       </w:r>
-      <w:hyperlink r:id="rId42" w:history="1">
+      <w:hyperlink r:id="rId46" w:history="1">
         <w:r>
           <w:rPr>
             <w:rStyle w:val="Hyperlink"/>
@@ -16772,7 +16962,7 @@
       <w:r>
         <w:t xml:space="preserve">, 11(1). Available at: </w:t>
       </w:r>
-      <w:hyperlink r:id="rId43" w:history="1">
+      <w:hyperlink r:id="rId47" w:history="1">
         <w:r>
           <w:rPr>
             <w:rStyle w:val="Hyperlink"/>
@@ -16819,7 +17009,7 @@
       <w:r>
         <w:t xml:space="preserve">. Available at: </w:t>
       </w:r>
-      <w:hyperlink r:id="rId44" w:history="1">
+      <w:hyperlink r:id="rId48" w:history="1">
         <w:r>
           <w:rPr>
             <w:rStyle w:val="Hyperlink"/>
@@ -17024,7 +17214,7 @@
                     <pic:cNvPicPr/>
                   </pic:nvPicPr>
                   <pic:blipFill>
-                    <a:blip r:embed="rId45"/>
+                    <a:blip r:embed="rId49"/>
                     <a:stretch>
                       <a:fillRect/>
                     </a:stretch>
@@ -17064,7 +17254,7 @@
                     <pic:cNvPicPr/>
                   </pic:nvPicPr>
                   <pic:blipFill>
-                    <a:blip r:embed="rId46"/>
+                    <a:blip r:embed="rId50"/>
                     <a:stretch>
                       <a:fillRect/>
                     </a:stretch>
@@ -17086,7 +17276,7 @@
       </w:r>
     </w:p>
     <w:sectPr>
-      <w:footerReference w:type="default" r:id="rId47"/>
+      <w:footerReference w:type="default" r:id="rId51"/>
       <w:pgSz w:w="11906" w:h="16838"/>
       <w:pgMar w:top="1440" w:right="1440" w:bottom="1440" w:left="1440" w:header="708" w:footer="708" w:gutter="0"/>
       <w:pgNumType w:start="0"/>
@@ -19997,6 +20187,7 @@
   <w:style w:type="character" w:default="1" w:styleId="DefaultParagraphFont">
     <w:name w:val="Default Paragraph Font"/>
     <w:uiPriority w:val="1"/>
+    <w:semiHidden/>
     <w:unhideWhenUsed/>
   </w:style>
   <w:style w:type="table" w:default="1" w:styleId="TableNormal">
